--- a/klagomål/S 1938-2022 FSC-klagomål.docx
+++ b/klagomål/S 1938-2022 FSC-klagomål.docx
@@ -1277,7 +1277,7 @@
     <w:r>
       <w:tab/>
       <w:tab/>
-      <w:t>2026-07-13</w:t>
+      <w:t>2026-07-14</w:t>
       <w:br/>
       <w:br/>
     </w:r>

--- a/klagomål/S 1938-2022 FSC-klagomål.docx
+++ b/klagomål/S 1938-2022 FSC-klagomål.docx
@@ -1277,7 +1277,7 @@
     <w:r>
       <w:tab/>
       <w:tab/>
-      <w:t>2026-07-14</w:t>
+      <w:t>2026-07-15</w:t>
       <w:br/>
       <w:br/>
     </w:r>

--- a/klagomål/S 1938-2022 FSC-klagomål.docx
+++ b/klagomål/S 1938-2022 FSC-klagomål.docx
@@ -1277,7 +1277,7 @@
     <w:r>
       <w:tab/>
       <w:tab/>
-      <w:t>2026-07-15</w:t>
+      <w:t>2026-07-16</w:t>
       <w:br/>
       <w:br/>
     </w:r>

--- a/klagomål/S 1938-2022 FSC-klagomål.docx
+++ b/klagomål/S 1938-2022 FSC-klagomål.docx
@@ -1277,7 +1277,7 @@
     <w:r>
       <w:tab/>
       <w:tab/>
-      <w:t>2026-07-16</w:t>
+      <w:t>2026-07-17</w:t>
       <w:br/>
       <w:br/>
     </w:r>

--- a/klagomål/S 1938-2022 FSC-klagomål.docx
+++ b/klagomål/S 1938-2022 FSC-klagomål.docx
@@ -1277,7 +1277,7 @@
     <w:r>
       <w:tab/>
       <w:tab/>
-      <w:t>2026-07-17</w:t>
+      <w:t>2026-07-18</w:t>
       <w:br/>
       <w:br/>
     </w:r>

--- a/klagomål/S 1938-2022 FSC-klagomål.docx
+++ b/klagomål/S 1938-2022 FSC-klagomål.docx
@@ -1277,7 +1277,7 @@
     <w:r>
       <w:tab/>
       <w:tab/>
-      <w:t>2026-07-18</w:t>
+      <w:t>2026-07-19</w:t>
       <w:br/>
       <w:br/>
     </w:r>

--- a/klagomål/S 1938-2022 FSC-klagomål.docx
+++ b/klagomål/S 1938-2022 FSC-klagomål.docx
@@ -1277,7 +1277,7 @@
     <w:r>
       <w:tab/>
       <w:tab/>
-      <w:t>2026-07-19</w:t>
+      <w:t>2026-07-20</w:t>
       <w:br/>
       <w:br/>
     </w:r>

--- a/klagomål/S 1938-2022 FSC-klagomål.docx
+++ b/klagomål/S 1938-2022 FSC-klagomål.docx
@@ -1277,7 +1277,7 @@
     <w:r>
       <w:tab/>
       <w:tab/>
-      <w:t>2026-07-20</w:t>
+      <w:t>2026-07-21</w:t>
       <w:br/>
       <w:br/>
     </w:r>

--- a/klagomål/S 1938-2022 FSC-klagomål.docx
+++ b/klagomål/S 1938-2022 FSC-klagomål.docx
@@ -1277,7 +1277,7 @@
     <w:r>
       <w:tab/>
       <w:tab/>
-      <w:t>2026-07-21</w:t>
+      <w:t>2026-07-22</w:t>
       <w:br/>
       <w:br/>
     </w:r>

--- a/klagomål/S 1938-2022 FSC-klagomål.docx
+++ b/klagomål/S 1938-2022 FSC-klagomål.docx
@@ -1277,7 +1277,7 @@
     <w:r>
       <w:tab/>
       <w:tab/>
-      <w:t>2026-07-22</w:t>
+      <w:t>2026-07-23</w:t>
       <w:br/>
       <w:br/>
     </w:r>

--- a/klagomål/S 1938-2022 FSC-klagomål.docx
+++ b/klagomål/S 1938-2022 FSC-klagomål.docx
@@ -1277,7 +1277,7 @@
     <w:r>
       <w:tab/>
       <w:tab/>
-      <w:t>2026-07-23</w:t>
+      <w:t>2026-07-24</w:t>
       <w:br/>
       <w:br/>
     </w:r>

--- a/klagomål/S 1938-2022 FSC-klagomål.docx
+++ b/klagomål/S 1938-2022 FSC-klagomål.docx
@@ -1277,7 +1277,7 @@
     <w:r>
       <w:tab/>
       <w:tab/>
-      <w:t>2026-07-24</w:t>
+      <w:t>2026-07-25</w:t>
       <w:br/>
       <w:br/>
     </w:r>

--- a/klagomål/S 1938-2022 FSC-klagomål.docx
+++ b/klagomål/S 1938-2022 FSC-klagomål.docx
@@ -1277,7 +1277,7 @@
     <w:r>
       <w:tab/>
       <w:tab/>
-      <w:t>2026-07-25</w:t>
+      <w:t>2026-07-26</w:t>
       <w:br/>
       <w:br/>
     </w:r>

--- a/klagomål/S 1938-2022 FSC-klagomål.docx
+++ b/klagomål/S 1938-2022 FSC-klagomål.docx
@@ -1277,7 +1277,7 @@
     <w:r>
       <w:tab/>
       <w:tab/>
-      <w:t>2026-07-26</w:t>
+      <w:t>2026-07-27</w:t>
       <w:br/>
       <w:br/>
     </w:r>

--- a/klagomål/S 1938-2022 FSC-klagomål.docx
+++ b/klagomål/S 1938-2022 FSC-klagomål.docx
@@ -1277,7 +1277,7 @@
     <w:r>
       <w:tab/>
       <w:tab/>
-      <w:t>2026-07-27</w:t>
+      <w:t>2026-07-28</w:t>
       <w:br/>
       <w:br/>
     </w:r>

--- a/klagomål/S 1938-2022 FSC-klagomål.docx
+++ b/klagomål/S 1938-2022 FSC-klagomål.docx
@@ -1277,7 +1277,7 @@
     <w:r>
       <w:tab/>
       <w:tab/>
-      <w:t>2026-07-28</w:t>
+      <w:t>2026-07-29</w:t>
       <w:br/>
       <w:br/>
     </w:r>

--- a/klagomål/S 1938-2022 FSC-klagomål.docx
+++ b/klagomål/S 1938-2022 FSC-klagomål.docx
@@ -1277,7 +1277,7 @@
     <w:r>
       <w:tab/>
       <w:tab/>
-      <w:t>2026-07-29</w:t>
+      <w:t>2026-07-30</w:t>
       <w:br/>
       <w:br/>
     </w:r>

--- a/klagomål/S 1938-2022 FSC-klagomål.docx
+++ b/klagomål/S 1938-2022 FSC-klagomål.docx
@@ -1277,7 +1277,7 @@
     <w:r>
       <w:tab/>
       <w:tab/>
-      <w:t>2026-07-30</w:t>
+      <w:t>2026-07-31</w:t>
       <w:br/>
       <w:br/>
     </w:r>

--- a/klagomål/S 1938-2022 FSC-klagomål.docx
+++ b/klagomål/S 1938-2022 FSC-klagomål.docx
@@ -1277,7 +1277,7 @@
     <w:r>
       <w:tab/>
       <w:tab/>
-      <w:t>2026-07-31</w:t>
+      <w:t>2026-08-01</w:t>
       <w:br/>
       <w:br/>
     </w:r>

--- a/klagomål/S 1938-2022 FSC-klagomål.docx
+++ b/klagomål/S 1938-2022 FSC-klagomål.docx
@@ -1277,7 +1277,7 @@
     <w:r>
       <w:tab/>
       <w:tab/>
-      <w:t>2026-08-01</w:t>
+      <w:t>2026-08-02</w:t>
       <w:br/>
       <w:br/>
     </w:r>

--- a/klagomål/S 1938-2022 FSC-klagomål.docx
+++ b/klagomål/S 1938-2022 FSC-klagomål.docx
@@ -1277,7 +1277,7 @@
     <w:r>
       <w:tab/>
       <w:tab/>
-      <w:t>2026-08-02</w:t>
+      <w:t>2026-08-03</w:t>
       <w:br/>
       <w:br/>
     </w:r>

--- a/klagomål/S 1938-2022 FSC-klagomål.docx
+++ b/klagomål/S 1938-2022 FSC-klagomål.docx
@@ -1277,7 +1277,7 @@
     <w:r>
       <w:tab/>
       <w:tab/>
-      <w:t>2026-08-03</w:t>
+      <w:t>2026-08-04</w:t>
       <w:br/>
       <w:br/>
     </w:r>

--- a/klagomål/S 1938-2022 FSC-klagomål.docx
+++ b/klagomål/S 1938-2022 FSC-klagomål.docx
@@ -1277,7 +1277,7 @@
     <w:r>
       <w:tab/>
       <w:tab/>
-      <w:t>2026-08-04</w:t>
+      <w:t>2026-08-05</w:t>
       <w:br/>
       <w:br/>
     </w:r>

--- a/klagomål/S 1938-2022 FSC-klagomål.docx
+++ b/klagomål/S 1938-2022 FSC-klagomål.docx
@@ -1277,7 +1277,7 @@
     <w:r>
       <w:tab/>
       <w:tab/>
-      <w:t>2026-08-05</w:t>
+      <w:t>2026-08-07</w:t>
       <w:br/>
       <w:br/>
     </w:r>

--- a/klagomål/S 1938-2022 FSC-klagomål.docx
+++ b/klagomål/S 1938-2022 FSC-klagomål.docx
@@ -1277,7 +1277,7 @@
     <w:r>
       <w:tab/>
       <w:tab/>
-      <w:t>2026-08-07</w:t>
+      <w:t>2026-08-08</w:t>
       <w:br/>
       <w:br/>
     </w:r>

--- a/klagomål/S 1938-2022 FSC-klagomål.docx
+++ b/klagomål/S 1938-2022 FSC-klagomål.docx
@@ -216,7 +216,7 @@
         <w:spacing w:after="240"/>
       </w:pPr>
       <w:r>
-        <w:t>Figur 1. Fyndplatser för naturvårdsarter i och inom 15 meter från samrådsanmälan. Markörer utan svart kant är placerade på fyndplatsen. Markörer med svart kant är placerade vid sidan av fyndplatsen har ett svart streck som visar fyndplatsens exakta position. Kartans mittpunktskoordinat är N 6952853, E 513608 i SWEREF 99 TM.</w:t>
+        <w:t>Figur 1. Fyndplatser för naturvårdsarter i och inom 15 meter från samrådsanmälan. Markörer utan svart kant är placerade på fyndplatsen. Markörer med svart kant är placerade vid sidan av fyndplatsen och har ett svart streck som visar fyndplatsens exakta position. Kartans mittpunktskoordinat är N 6952853, E 513608 i SWEREF 99 TM.</w:t>
       </w:r>
     </w:p>
     <w:p>
@@ -1277,7 +1277,7 @@
     <w:r>
       <w:tab/>
       <w:tab/>
-      <w:t>2026-08-14</w:t>
+      <w:t>2026-08-15</w:t>
       <w:br/>
       <w:br/>
     </w:r>

--- a/klagomål/S 1938-2022 FSC-klagomål.docx
+++ b/klagomål/S 1938-2022 FSC-klagomål.docx
@@ -1277,7 +1277,7 @@
     <w:r>
       <w:tab/>
       <w:tab/>
-      <w:t>2026-08-15</w:t>
+      <w:t>2026-08-16</w:t>
       <w:br/>
       <w:br/>
     </w:r>

--- a/klagomål/S 1938-2022 FSC-klagomål.docx
+++ b/klagomål/S 1938-2022 FSC-klagomål.docx
@@ -216,12 +216,12 @@
         <w:spacing w:after="240"/>
       </w:pPr>
       <w:r>
-        <w:t>Figur 1. Fyndplatser för naturvårdsarter i och inom 15 meter från samrådsanmälan. Markörer utan svart kant är placerade på fyndplatsen. Markörer med svart kant är placerade vid sidan av fyndplatsen och har ett svart streck som visar fyndplatsens exakta position. Kartans mittpunktskoordinat är N 6952853, E 513608 i SWEREF 99 TM.</w:t>
+        <w:t>Figur 1. Fyndplatser för naturvårdsarter i och inom 23 meter från samrådsanmälan. Markörer utan svart kant är placerade på fyndplatsen. Markörer med svart kant är placerade vid sidan av fyndplatsen och har ett svart streck som visar fyndplatsens exakta position. Kartans mittpunktskoordinat är N 6952853, E 513608 i SWEREF 99 TM.</w:t>
       </w:r>
     </w:p>
     <w:p>
       <w:r>
-        <w:t>I och inom 15 meter från samrådsanmälan finns fynd av 12 naturvårdsarter, varav 10 är rödlistade, 2 är fridlysta, 10 är typiska (T) och 2 är signalarter (S): doftticka (VU, T, §8), fläckporing (VU, T), gräddporing (VU, T), blå taggsvamp (NT, T), kolflarnlav (NT, T), lunglav (NT, T), mörk kolflarnlav (NT), nordtagging (NT), reliktbock (NT, T), tretåig hackspett (NT, T, §4), skinnlav (S, T) och vedticka (S, T). Se Figur 1.</w:t>
+        <w:t>I och inom 23 meter från samrådsanmälan finns fynd av 14 naturvårdsarter, varav 12 är rödlistade, 2 är fridlysta, 10 är typiska (T) och 2 är signalarter (S): urskogsticka (EN), doftticka (VU, T, §8), fläckporing (VU, T), gräddporing (VU, T), laxgröppa (VU), blå taggsvamp (NT, T), kolflarnlav (NT, T), lunglav (NT, T), mörk kolflarnlav (NT), nordtagging (NT), reliktbock (NT, T), tretåig hackspett (NT, T, §4), skinnlav (S, T) och vedticka (S, T). Se Figur 1.</w:t>
       </w:r>
     </w:p>
     <w:p>
@@ -252,6 +252,17 @@
         <w:rPr>
           <w:b/>
         </w:rPr>
+        <w:t>Urskogsticka (EN)</w:t>
+      </w:r>
+      <w:r>
+        <w:t xml:space="preserve"> är en starkt hotad art som växer på lågor och högstubbar av tall, ofta på bränd ved och på träd av grova dimensioner. Den förekommer enbart i gamla naturskogsartade barrskogsbestånd på torrare mark och med dominans för tall. Sannolikt krävs att man helt avstår från skogsbruk på aktuella lokaler. Arten tycks särskilt beroende av att de grova dimensionerna finns kvar i bestånden liksom att det sker en kontinuerlig nybildning av grov ved. Arten gynnas troligen av skogsbrand (SLU Artdatabanken, 2024).</w:t>
+      </w:r>
+    </w:p>
+    <w:p>
+      <w:r>
+        <w:rPr>
+          <w:b/>
+        </w:rPr>
         <w:t>Doftticka (VU, §8)</w:t>
       </w:r>
       <w:r>
@@ -314,6 +325,17 @@
       </w:r>
       <w:r>
         <w:t xml:space="preserve"> (SLU Artdatabanken, 2024; Nitare &amp; Skogsstyrelsen, 2019).</w:t>
+      </w:r>
+    </w:p>
+    <w:p>
+      <w:r>
+        <w:rPr>
+          <w:b/>
+        </w:rPr>
+        <w:t>Laxgröppa (VU)</w:t>
+      </w:r>
+      <w:r>
+        <w:t xml:space="preserve"> är en riktig urskogssvamp som påträffas på grova, starkt murkna, ofta brandskadade liggande stammar av tall, sällan gran i gammal barrskog. Arten missgynnas av skogsbruk och merparten av lokalerna bör skyddas (SLU Artdatabanken, 2024).</w:t>
       </w:r>
     </w:p>
     <w:p>
@@ -647,7 +669,7 @@
         <w:rPr>
           <w:i/>
         </w:rPr>
-        <w:t>I det samrådsanmälda skogsområdet har 12 naturvårdsarter varav 10 rödlistade arter sina livsmiljöer och växtplatser.</w:t>
+        <w:t>I det samrådsanmälda skogsområdet har 14 naturvårdsarter varav 12 rödlistade arter sina livsmiljöer och växtplatser.</w:t>
       </w:r>
     </w:p>
     <w:p>
@@ -1277,7 +1299,7 @@
     <w:r>
       <w:tab/>
       <w:tab/>
-      <w:t>2026-08-16</w:t>
+      <w:t>2026-08-17</w:t>
       <w:br/>
       <w:br/>
     </w:r>

--- a/klagomål/S 1938-2022 FSC-klagomål.docx
+++ b/klagomål/S 1938-2022 FSC-klagomål.docx
@@ -1299,7 +1299,7 @@
     <w:r>
       <w:tab/>
       <w:tab/>
-      <w:t>2026-08-17</w:t>
+      <w:t>2026-08-18</w:t>
       <w:br/>
       <w:br/>
     </w:r>

--- a/klagomål/S 1938-2022 FSC-klagomål.docx
+++ b/klagomål/S 1938-2022 FSC-klagomål.docx
@@ -1299,7 +1299,7 @@
     <w:r>
       <w:tab/>
       <w:tab/>
-      <w:t>2026-08-18</w:t>
+      <w:t>2026-08-19</w:t>
       <w:br/>
       <w:br/>
     </w:r>

--- a/klagomål/S 1938-2022 FSC-klagomål.docx
+++ b/klagomål/S 1938-2022 FSC-klagomål.docx
@@ -1299,7 +1299,7 @@
     <w:r>
       <w:tab/>
       <w:tab/>
-      <w:t>2026-08-19</w:t>
+      <w:t>2026-08-20</w:t>
       <w:br/>
       <w:br/>
     </w:r>

--- a/klagomål/S 1938-2022 FSC-klagomål.docx
+++ b/klagomål/S 1938-2022 FSC-klagomål.docx
@@ -1299,7 +1299,7 @@
     <w:r>
       <w:tab/>
       <w:tab/>
-      <w:t>2026-08-20</w:t>
+      <w:t>2026-08-21</w:t>
       <w:br/>
       <w:br/>
     </w:r>

--- a/klagomål/S 1938-2022 FSC-klagomål.docx
+++ b/klagomål/S 1938-2022 FSC-klagomål.docx
@@ -1299,7 +1299,7 @@
     <w:r>
       <w:tab/>
       <w:tab/>
-      <w:t>2026-08-21</w:t>
+      <w:t>2026-08-22</w:t>
       <w:br/>
       <w:br/>
     </w:r>

--- a/klagomål/S 1938-2022 FSC-klagomål.docx
+++ b/klagomål/S 1938-2022 FSC-klagomål.docx
@@ -1299,7 +1299,7 @@
     <w:r>
       <w:tab/>
       <w:tab/>
-      <w:t>2026-08-22</w:t>
+      <w:t>2026-08-23</w:t>
       <w:br/>
       <w:br/>
     </w:r>

--- a/klagomål/S 1938-2022 FSC-klagomål.docx
+++ b/klagomål/S 1938-2022 FSC-klagomål.docx
@@ -1299,7 +1299,7 @@
     <w:r>
       <w:tab/>
       <w:tab/>
-      <w:t>2026-08-23</w:t>
+      <w:t>2026-08-24</w:t>
       <w:br/>
       <w:br/>
     </w:r>

--- a/klagomål/S 1938-2022 FSC-klagomål.docx
+++ b/klagomål/S 1938-2022 FSC-klagomål.docx
@@ -1299,7 +1299,7 @@
     <w:r>
       <w:tab/>
       <w:tab/>
-      <w:t>2026-08-24</w:t>
+      <w:t>2026-08-25</w:t>
       <w:br/>
       <w:br/>
     </w:r>

--- a/klagomål/S 1938-2022 FSC-klagomål.docx
+++ b/klagomål/S 1938-2022 FSC-klagomål.docx
@@ -1299,7 +1299,7 @@
     <w:r>
       <w:tab/>
       <w:tab/>
-      <w:t>2026-08-25</w:t>
+      <w:t>2026-08-26</w:t>
       <w:br/>
       <w:br/>
     </w:r>

--- a/klagomål/S 1938-2022 FSC-klagomål.docx
+++ b/klagomål/S 1938-2022 FSC-klagomål.docx
@@ -1299,7 +1299,7 @@
     <w:r>
       <w:tab/>
       <w:tab/>
-      <w:t>2026-08-26</w:t>
+      <w:t>2026-08-27</w:t>
       <w:br/>
       <w:br/>
     </w:r>

--- a/klagomål/S 1938-2022 FSC-klagomål.docx
+++ b/klagomål/S 1938-2022 FSC-klagomål.docx
@@ -1299,7 +1299,7 @@
     <w:r>
       <w:tab/>
       <w:tab/>
-      <w:t>2026-08-27</w:t>
+      <w:t>2026-08-28</w:t>
       <w:br/>
       <w:br/>
     </w:r>

--- a/klagomål/S 1938-2022 FSC-klagomål.docx
+++ b/klagomål/S 1938-2022 FSC-klagomål.docx
@@ -1299,7 +1299,7 @@
     <w:r>
       <w:tab/>
       <w:tab/>
-      <w:t>2026-08-28</w:t>
+      <w:t>2026-08-29</w:t>
       <w:br/>
       <w:br/>
     </w:r>

--- a/klagomål/S 1938-2022 FSC-klagomål.docx
+++ b/klagomål/S 1938-2022 FSC-klagomål.docx
@@ -1299,7 +1299,7 @@
     <w:r>
       <w:tab/>
       <w:tab/>
-      <w:t>2026-08-29</w:t>
+      <w:t>2026-08-31</w:t>
       <w:br/>
       <w:br/>
     </w:r>

--- a/klagomål/S 1938-2022 FSC-klagomål.docx
+++ b/klagomål/S 1938-2022 FSC-klagomål.docx
@@ -1299,7 +1299,7 @@
     <w:r>
       <w:tab/>
       <w:tab/>
-      <w:t>2026-08-31</w:t>
+      <w:t>2026-09-01</w:t>
       <w:br/>
       <w:br/>
     </w:r>

--- a/klagomål/S 1938-2022 FSC-klagomål.docx
+++ b/klagomål/S 1938-2022 FSC-klagomål.docx
@@ -1299,7 +1299,7 @@
     <w:r>
       <w:tab/>
       <w:tab/>
-      <w:t>2026-09-01</w:t>
+      <w:t>2026-09-02</w:t>
       <w:br/>
       <w:br/>
     </w:r>

--- a/klagomål/S 1938-2022 FSC-klagomål.docx
+++ b/klagomål/S 1938-2022 FSC-klagomål.docx
@@ -1299,7 +1299,7 @@
     <w:r>
       <w:tab/>
       <w:tab/>
-      <w:t>2026-09-02</w:t>
+      <w:t>2026-09-03</w:t>
       <w:br/>
       <w:br/>
     </w:r>

--- a/klagomål/S 1938-2022 FSC-klagomål.docx
+++ b/klagomål/S 1938-2022 FSC-klagomål.docx
@@ -1299,7 +1299,7 @@
     <w:r>
       <w:tab/>
       <w:tab/>
-      <w:t>2026-09-03</w:t>
+      <w:t>2026-09-04</w:t>
       <w:br/>
       <w:br/>
     </w:r>

--- a/klagomål/S 1938-2022 FSC-klagomål.docx
+++ b/klagomål/S 1938-2022 FSC-klagomål.docx
@@ -1299,7 +1299,7 @@
     <w:r>
       <w:tab/>
       <w:tab/>
-      <w:t>2026-09-04</w:t>
+      <w:t>2026-09-05</w:t>
       <w:br/>
       <w:br/>
     </w:r>
